--- a/Term1A/SRD report/drafts/toney/Team_23_PixelPals_SRD_v1 (1).docx
+++ b/Term1A/SRD report/drafts/toney/Team_23_PixelPals_SRD_v1 (1).docx
@@ -2890,15 +2890,7 @@
     </w:p>
     <w:p>
       <w:r>
-        <w:t xml:space="preserve">Our Team consists of 8 members, each of whom have provided help to the planning and documentation stages of the project. We have all been given a practical role for the website development in the future. To assign each person of the </w:t>
-      </w:r>
-      <w:proofErr w:type="spellStart"/>
-      <w:r>
-        <w:t>PixelPals</w:t>
-      </w:r>
-      <w:proofErr w:type="spellEnd"/>
-      <w:r>
-        <w:t xml:space="preserve"> team a role, The Belbin Team Roles model was implemented, ensuring a balanced, efficient, and effective collaboration. </w:t>
+        <w:t xml:space="preserve">Our Team consists of 8 members, each of whom have provided help to the planning and documentation stages of the project. We have all been given a practical role for the website development in the future. To assign each person of the PixelPals team a role, The Belbin Team Roles model was implemented, ensuring a balanced, efficient, and effective collaboration. </w:t>
       </w:r>
     </w:p>
     <w:p>
@@ -2922,32 +2914,9 @@
       </w:r>
     </w:p>
     <w:p>
-      <w:proofErr w:type="spellStart"/>
       <w:r>
         <w:lastRenderedPageBreak/>
-        <w:t>Maeesa’s</w:t>
-      </w:r>
-      <w:proofErr w:type="spellEnd"/>
-      <w:r>
-        <w:t xml:space="preserve"> role has so far wrote security, technologies, maintainability, database and methodology sections, organised Trello and organised </w:t>
-      </w:r>
-      <w:proofErr w:type="spellStart"/>
-      <w:r>
-        <w:t>Github</w:t>
-      </w:r>
-      <w:proofErr w:type="spellEnd"/>
-      <w:r>
-        <w:t xml:space="preserve"> for the </w:t>
-      </w:r>
-      <w:proofErr w:type="spellStart"/>
-      <w:proofErr w:type="gramStart"/>
-      <w:r>
-        <w:t>group.Her</w:t>
-      </w:r>
-      <w:proofErr w:type="spellEnd"/>
-      <w:proofErr w:type="gramEnd"/>
-      <w:r>
-        <w:t xml:space="preserve"> planned development responsibilities for the future consists of leading backend setup and the login and parental control development.</w:t>
+        <w:t>Maeesa’s role has so far wrote security, technologies, maintainability, database and methodology sections, organised Trello and organised Github for the group.Her planned development responsibilities for the future consists of leading backend setup and the login and parental control development.</w:t>
       </w:r>
     </w:p>
     <w:p>
@@ -2987,15 +2956,7 @@
     </w:p>
     <w:p>
       <w:r>
-        <w:t xml:space="preserve">Joel Supported the creation of the </w:t>
-      </w:r>
-      <w:proofErr w:type="gramStart"/>
-      <w:r>
-        <w:t>Non Function</w:t>
-      </w:r>
-      <w:proofErr w:type="gramEnd"/>
-      <w:r>
-        <w:t xml:space="preserve"> Requirements list and checked technical accuracy. In the future, Joel will add backend validation, permissions and Testing.</w:t>
+        <w:t>Joel Supported the creation of the Non Function Requirements list and checked technical accuracy. In the future, Joel will add backend validation, permissions and Testing.</w:t>
       </w:r>
     </w:p>
     <w:p>
@@ -3015,15 +2976,7 @@
     </w:p>
     <w:p>
       <w:r>
-        <w:t xml:space="preserve">Seher has created the </w:t>
-      </w:r>
-      <w:proofErr w:type="spellStart"/>
-      <w:r>
-        <w:t>PixelPals</w:t>
-      </w:r>
-      <w:proofErr w:type="spellEnd"/>
-      <w:r>
-        <w:t xml:space="preserve"> logo and created the accessibility content. She will Plan the Design Layouts, colour schemes and styling for pages of our website.</w:t>
+        <w:t>Seher has created the PixelPals logo and created the accessibility content. She will Plan the Design Layouts, colour schemes and styling for pages of our website.</w:t>
       </w:r>
     </w:p>
     <w:p>
@@ -3086,10 +3039,7 @@
     </w:p>
     <w:p>
       <w:r>
-        <w:t xml:space="preserve">Dia has so far written the visions and target audience sections and </w:t>
-      </w:r>
-      <w:r>
-        <w:t>will provide product description, page contents, and image alternative-text.</w:t>
+        <w:t>Dia has so far written the visions and target audience sections and will provide product description, page contents, and image alternative-text.</w:t>
       </w:r>
     </w:p>
     <w:p>
@@ -3261,21 +3211,8 @@
     </w:p>
     <w:p>
       <w:r>
-        <w:t xml:space="preserve">Functional Requirements is based on what the system should do, </w:t>
-      </w:r>
-      <w:proofErr w:type="gramStart"/>
-      <w:r>
-        <w:t>This</w:t>
-      </w:r>
-      <w:proofErr w:type="gramEnd"/>
-      <w:r>
-        <w:t xml:space="preserve"> can done by the usage of features, specific actions, and behaviours so that it helps the user throughout the website. For the PixelPals Project, Function Requirements will make sure that system functionally will allow the users to register, sign in, placing orders and adding Parent control. Furthermore, Function Requirements will support both users and admins by providing features to manage and interact with the ecommerce website with </w:t>
-      </w:r>
-      <w:proofErr w:type="gramStart"/>
-      <w:r>
-        <w:t>ease .</w:t>
-      </w:r>
-      <w:proofErr w:type="gramEnd"/>
+        <w:t>Functional Requirements is based on what the system should do, This can done by the usage of features, specific actions, and behaviours so that it helps the user throughout the website. For the PixelPals Project, Function Requirements will make sure that system functionally will allow the users to register, sign in, placing orders and adding Parent control. Furthermore, Function Requirements will support both users and admins by providing features to manage and interact with the ecommerce website with ease .</w:t>
+      </w:r>
     </w:p>
     <w:p>
       <w:pPr>
@@ -3434,23 +3371,7 @@
           <w:rFonts w:ascii="Aptos" w:hAnsi="Aptos"/>
           <w:color w:val="000000"/>
         </w:rPr>
-        <w:t xml:space="preserve">Testing the interfaces and overall user experience is a fundamental step in ensuring user satisfaction and a positive interaction with the </w:t>
-      </w:r>
-      <w:proofErr w:type="spellStart"/>
-      <w:r>
-        <w:rPr>
-          <w:rFonts w:ascii="Aptos" w:hAnsi="Aptos"/>
-          <w:color w:val="000000"/>
-        </w:rPr>
-        <w:t>PixelPals</w:t>
-      </w:r>
-      <w:proofErr w:type="spellEnd"/>
-      <w:r>
-        <w:rPr>
-          <w:rFonts w:ascii="Aptos" w:hAnsi="Aptos"/>
-          <w:color w:val="000000"/>
-        </w:rPr>
-        <w:t xml:space="preserve"> website. The main areas of testing include website performance across different browsers, device sizes, and the functionality of accessibility features.</w:t>
+        <w:t>Testing the interfaces and overall user experience is a fundamental step in ensuring user satisfaction and a positive interaction with the PixelPals website. The main areas of testing include website performance across different browsers, device sizes, and the functionality of accessibility features.</w:t>
       </w:r>
     </w:p>
     <w:p>
@@ -3524,9 +3445,15 @@
           <w:bCs/>
           <w:color w:val="000000"/>
         </w:rPr>
-        <w:t xml:space="preserve">axe </w:t>
-      </w:r>
-      <w:proofErr w:type="spellStart"/>
+        <w:t>axe DevTools</w:t>
+      </w:r>
+      <w:r>
+        <w:rPr>
+          <w:rFonts w:ascii="Aptos" w:hAnsi="Aptos"/>
+          <w:color w:val="000000"/>
+        </w:rPr>
+        <w:t xml:space="preserve"> will be employed to identify potential accessibility issues, including colour contrast errors, missing alternative text, and incorrect heading structures. Manual testing will also be conducted to ensure that all interactive components—such as buttons and forms—are accessible via keyboard navigation and screen readers like </w:t>
+      </w:r>
       <w:r>
         <w:rPr>
           <w:rFonts w:ascii="Aptos" w:eastAsia="Times New Roman" w:hAnsi="Aptos"/>
@@ -3534,17 +3461,15 @@
           <w:bCs/>
           <w:color w:val="000000"/>
         </w:rPr>
-        <w:t>DevTools</w:t>
-      </w:r>
-      <w:proofErr w:type="spellEnd"/>
+        <w:t>VoiceOver</w:t>
+      </w:r>
       <w:r>
         <w:rPr>
           <w:rFonts w:ascii="Aptos" w:hAnsi="Aptos"/>
           <w:color w:val="000000"/>
         </w:rPr>
-        <w:t xml:space="preserve"> will be employed to identify potential accessibility issues, including colour contrast errors, missing alternative text, and incorrect heading structures. Manual testing will also be conducted to ensure that all interactive components—such as buttons and forms—are accessible via keyboard navigation and screen readers like </w:t>
-      </w:r>
-      <w:proofErr w:type="spellStart"/>
+        <w:t xml:space="preserve">. Font sizes, focus indicators, and alt text descriptions will be reviewed against </w:t>
+      </w:r>
       <w:r>
         <w:rPr>
           <w:rFonts w:ascii="Aptos" w:eastAsia="Times New Roman" w:hAnsi="Aptos"/>
@@ -3552,23 +3477,6 @@
           <w:bCs/>
           <w:color w:val="000000"/>
         </w:rPr>
-        <w:t>VoiceOver</w:t>
-      </w:r>
-      <w:proofErr w:type="spellEnd"/>
-      <w:r>
-        <w:rPr>
-          <w:rFonts w:ascii="Aptos" w:hAnsi="Aptos"/>
-          <w:color w:val="000000"/>
-        </w:rPr>
-        <w:t xml:space="preserve">. Font sizes, focus indicators, and alt text descriptions will be reviewed against </w:t>
-      </w:r>
-      <w:r>
-        <w:rPr>
-          <w:rFonts w:ascii="Aptos" w:eastAsia="Times New Roman" w:hAnsi="Aptos"/>
-          <w:b/>
-          <w:bCs/>
-          <w:color w:val="000000"/>
-        </w:rPr>
         <w:t>WCAG 2.1</w:t>
       </w:r>
       <w:r>
@@ -3886,23 +3794,7 @@
         <w:t xml:space="preserve">. Seher and Dia work on audience satisfaction in the form of User interfaces and target audiences. Toney works on testing </w:t>
       </w:r>
       <w:r>
-        <w:t xml:space="preserve">the </w:t>
-      </w:r>
-      <w:proofErr w:type="gramStart"/>
-      <w:r>
-        <w:t>website as a whole, while</w:t>
-      </w:r>
-      <w:proofErr w:type="gramEnd"/>
-      <w:r>
-        <w:t xml:space="preserve"> Joel tests subclasses and classes of code to find any issues or possible optimisations. </w:t>
-      </w:r>
-      <w:proofErr w:type="gramStart"/>
-      <w:r>
-        <w:t>All of</w:t>
-      </w:r>
-      <w:proofErr w:type="gramEnd"/>
-      <w:r>
-        <w:t xml:space="preserve"> our tasks intertwine with one another, ensuring there is no gaps or flaws in our systems.</w:t>
+        <w:t>the website as a whole, while Joel tests subclasses and classes of code to find any issues or possible optimisations. All of our tasks intertwine with one another, ensuring there is no gaps or flaws in our systems.</w:t>
       </w:r>
     </w:p>
     <w:p>
@@ -3935,18 +3827,11 @@
       <w:bookmarkEnd w:id="30"/>
     </w:p>
     <w:p>
-      <w:pPr>
-        <w:rPr>
-          <w:i/>
-          <w:iCs/>
-        </w:rPr>
-      </w:pPr>
-      <w:r>
-        <w:rPr>
-          <w:i/>
-          <w:iCs/>
-        </w:rPr>
-        <w:t>Summarise key design or technical decisions.</w:t>
+      <w:r>
+        <w:t xml:space="preserve"> </w:t>
+      </w:r>
+      <w:r>
+        <w:t>Technical Overview The website will be developed using HTML, CSS, and PHP to handle both the front-end layout and the server-side logic. PHP will be used to make the website dynamic, allowing for features such as product listings and user interactions to be managed more efficiently. The structure defined in the Figma wireframes will be implemented using responsive web design principles, ensuring compatibility across various screen sizes and devices. CSS will style the interface according to the brand’s colour palette, while PHP will manage content rendering and future scalability for database integration if required.</w:t>
       </w:r>
     </w:p>
     <w:p>
@@ -4042,7 +3927,6 @@
       </w:pPr>
       <w:bookmarkStart w:id="33" w:name="_Toc212401436"/>
       <w:r>
-        <w:lastRenderedPageBreak/>
         <w:t>Appendices</w:t>
       </w:r>
       <w:bookmarkEnd w:id="33"/>
@@ -4172,7 +4056,7 @@
 <w:numbering xmlns:wpc="http://schemas.microsoft.com/office/word/2010/wordprocessingCanvas" xmlns:cx="http://schemas.microsoft.com/office/drawing/2014/chartex" xmlns:cx1="http://schemas.microsoft.com/office/drawing/2015/9/8/chartex" xmlns:cx2="http://schemas.microsoft.com/office/drawing/2015/10/21/chartex" xmlns:cx3="http://schemas.microsoft.com/office/drawing/2016/5/9/chartex" xmlns:cx4="http://schemas.microsoft.com/office/drawing/2016/5/10/chartex" xmlns:cx5="http://schemas.microsoft.com/office/drawing/2016/5/11/chartex" xmlns:cx6="http://schemas.microsoft.com/office/drawing/2016/5/12/chartex" xmlns:cx7="http://schemas.microsoft.com/office/drawing/2016/5/13/chartex" xmlns:cx8="http://schemas.microsoft.com/office/drawing/2016/5/14/chartex" xmlns:mc="http://schemas.openxmlformats.org/markup-compatibility/2006" xmlns:aink="http://schemas.microsoft.com/office/drawing/2016/ink" xmlns:am3d="http://schemas.microsoft.com/office/drawing/2017/model3d" xmlns:o="urn:schemas-microsoft-com:office:office" xmlns:oel="http://schemas.microsoft.com/office/2019/extlst" xmlns:r="http://schemas.openxmlformats.org/officeDocument/2006/relationships" xmlns:m="http://schemas.openxmlformats.org/officeDocument/2006/math" xmlns:v="urn:schemas-microsoft-com:vml" xmlns:wp14="http://schemas.microsoft.com/office/word/2010/wordprocessingDrawing" xmlns:wp="http://schemas.openxmlformats.org/drawingml/2006/wordprocessingDrawing" xmlns:w10="urn:schemas-microsoft-com:office:word" xmlns:w="http://schemas.openxmlformats.org/wordprocessingml/2006/main" xmlns:w14="http://schemas.microsoft.com/office/word/2010/wordml" xmlns:w15="http://schemas.microsoft.com/office/word/2012/wordml" xmlns:w16cex="http://schemas.microsoft.com/office/word/2018/wordml/cex" xmlns:w16cid="http://schemas.microsoft.com/office/word/2016/wordml/cid" xmlns:w16="http://schemas.microsoft.com/office/word/2018/wordml" xmlns:w16du="http://schemas.microsoft.com/office/word/2023/wordml/word16du" xmlns:w16sdtdh="http://schemas.microsoft.com/office/word/2020/wordml/sdtdatahash" xmlns:w16sdtfl="http://schemas.microsoft.com/office/word/2024/wordml/sdtformatlock" xmlns:w16se="http://schemas.microsoft.com/office/word/2015/wordml/symex" xmlns:wpg="http://schemas.microsoft.com/office/word/2010/wordprocessingGroup" xmlns:wpi="http://schemas.microsoft.com/office/word/2010/wordprocessingInk" xmlns:wne="http://schemas.microsoft.com/office/word/2006/wordml" xmlns:wps="http://schemas.microsoft.com/office/word/2010/wordprocessingShape" mc:Ignorable="w14 w15 w16se w16cid w16 w16cex w16sdtdh w16sdtfl w16du wp14">
   <w:numPicBullet w:numPicBulletId="0">
     <w:pict>
-      <v:rect id="_x0000_i1043" style="width:0;height:1.5pt" o:hralign="center" o:bullet="t" o:hrstd="t" o:hr="t" fillcolor="#a0a0a0" stroked="f"/>
+      <v:rect id="_x0000_i1051" style="width:0;height:1.5pt" o:hralign="center" o:bullet="t" o:hrstd="t" o:hr="t" fillcolor="#a0a0a0" stroked="f"/>
     </w:pict>
   </w:numPicBullet>
   <w:abstractNum w:abstractNumId="0" w15:restartNumberingAfterBreak="0">
@@ -4316,8 +4200,124 @@
       </w:rPr>
     </w:lvl>
   </w:abstractNum>
+  <w:abstractNum w:abstractNumId="1" w15:restartNumberingAfterBreak="0">
+    <w:nsid w:val="7A6B2F91"/>
+    <w:multiLevelType w:val="multilevel"/>
+    <w:tmpl w:val="01B25DAA"/>
+    <w:lvl w:ilvl="0">
+      <w:start w:val="1"/>
+      <w:numFmt w:val="decimal"/>
+      <w:lvlText w:val="%1."/>
+      <w:lvlJc w:val="left"/>
+      <w:pPr>
+        <w:tabs>
+          <w:tab w:val="num" w:pos="720"/>
+        </w:tabs>
+        <w:ind w:left="720" w:hanging="360"/>
+      </w:pPr>
+    </w:lvl>
+    <w:lvl w:ilvl="1" w:tentative="1">
+      <w:start w:val="1"/>
+      <w:numFmt w:val="decimal"/>
+      <w:lvlText w:val="%2."/>
+      <w:lvlJc w:val="left"/>
+      <w:pPr>
+        <w:tabs>
+          <w:tab w:val="num" w:pos="1440"/>
+        </w:tabs>
+        <w:ind w:left="1440" w:hanging="360"/>
+      </w:pPr>
+    </w:lvl>
+    <w:lvl w:ilvl="2" w:tentative="1">
+      <w:start w:val="1"/>
+      <w:numFmt w:val="decimal"/>
+      <w:lvlText w:val="%3."/>
+      <w:lvlJc w:val="left"/>
+      <w:pPr>
+        <w:tabs>
+          <w:tab w:val="num" w:pos="2160"/>
+        </w:tabs>
+        <w:ind w:left="2160" w:hanging="360"/>
+      </w:pPr>
+    </w:lvl>
+    <w:lvl w:ilvl="3" w:tentative="1">
+      <w:start w:val="1"/>
+      <w:numFmt w:val="decimal"/>
+      <w:lvlText w:val="%4."/>
+      <w:lvlJc w:val="left"/>
+      <w:pPr>
+        <w:tabs>
+          <w:tab w:val="num" w:pos="2880"/>
+        </w:tabs>
+        <w:ind w:left="2880" w:hanging="360"/>
+      </w:pPr>
+    </w:lvl>
+    <w:lvl w:ilvl="4" w:tentative="1">
+      <w:start w:val="1"/>
+      <w:numFmt w:val="decimal"/>
+      <w:lvlText w:val="%5."/>
+      <w:lvlJc w:val="left"/>
+      <w:pPr>
+        <w:tabs>
+          <w:tab w:val="num" w:pos="3600"/>
+        </w:tabs>
+        <w:ind w:left="3600" w:hanging="360"/>
+      </w:pPr>
+    </w:lvl>
+    <w:lvl w:ilvl="5" w:tentative="1">
+      <w:start w:val="1"/>
+      <w:numFmt w:val="decimal"/>
+      <w:lvlText w:val="%6."/>
+      <w:lvlJc w:val="left"/>
+      <w:pPr>
+        <w:tabs>
+          <w:tab w:val="num" w:pos="4320"/>
+        </w:tabs>
+        <w:ind w:left="4320" w:hanging="360"/>
+      </w:pPr>
+    </w:lvl>
+    <w:lvl w:ilvl="6" w:tentative="1">
+      <w:start w:val="1"/>
+      <w:numFmt w:val="decimal"/>
+      <w:lvlText w:val="%7."/>
+      <w:lvlJc w:val="left"/>
+      <w:pPr>
+        <w:tabs>
+          <w:tab w:val="num" w:pos="5040"/>
+        </w:tabs>
+        <w:ind w:left="5040" w:hanging="360"/>
+      </w:pPr>
+    </w:lvl>
+    <w:lvl w:ilvl="7" w:tentative="1">
+      <w:start w:val="1"/>
+      <w:numFmt w:val="decimal"/>
+      <w:lvlText w:val="%8."/>
+      <w:lvlJc w:val="left"/>
+      <w:pPr>
+        <w:tabs>
+          <w:tab w:val="num" w:pos="5760"/>
+        </w:tabs>
+        <w:ind w:left="5760" w:hanging="360"/>
+      </w:pPr>
+    </w:lvl>
+    <w:lvl w:ilvl="8" w:tentative="1">
+      <w:start w:val="1"/>
+      <w:numFmt w:val="decimal"/>
+      <w:lvlText w:val="%9."/>
+      <w:lvlJc w:val="left"/>
+      <w:pPr>
+        <w:tabs>
+          <w:tab w:val="num" w:pos="6480"/>
+        </w:tabs>
+        <w:ind w:left="6480" w:hanging="360"/>
+      </w:pPr>
+    </w:lvl>
+  </w:abstractNum>
   <w:num w:numId="1" w16cid:durableId="1599872589">
     <w:abstractNumId w:val="0"/>
+  </w:num>
+  <w:num w:numId="2" w16cid:durableId="1283607157">
+    <w:abstractNumId w:val="1"/>
   </w:num>
 </w:numbering>
 </file>
@@ -4924,7 +4924,6 @@
   <w:style w:type="character" w:default="1" w:styleId="DefaultParagraphFont">
     <w:name w:val="Default Paragraph Font"/>
     <w:uiPriority w:val="1"/>
-    <w:semiHidden/>
     <w:unhideWhenUsed/>
   </w:style>
   <w:style w:type="table" w:default="1" w:styleId="TableNormal">
